--- a/일본판/6부/6부_2화_간자키와의_재계약.docx
+++ b/일본판/6부/6부_2화_간자키와의_재계약.docx
@@ -406,7 +406,7 @@
           <w:i w:val="0"/>
           <w:sz w:val="22"/>
         </w:rPr>
-        <w:t>近いうちに、お会いします。会議室ではなく、人のいない部屋で。</w:t>
+        <w:t>近いうちにお会いします。会議室ではなく、人のいない部屋で。</w:t>
       </w:r>
     </w:p>
     <w:p>
@@ -597,7 +597,7 @@
           <w:i w:val="0"/>
           <w:sz w:val="22"/>
         </w:rPr>
-        <w:t>憲法九十条です。(手帳を開き)「国の収入支出の決算は、すべて毎年会計検査院がこれを検査し、内閣は、次の年度に、その検査報告とともに、これを国会に提出しなければならない」。検査院は報償費の使途を、実際には見られません。</w:t>
+        <w:t>憲法九十条です。(手帳を開き)「国の収入支出の決算は、すべて毎年会計検査院がこれを検査し、内閣は、次の年度にその検査報告とともに、これを国会に提出しなければならない」。検査院は報償費の使途を、実際には見られません。</w:t>
       </w:r>
     </w:p>
     <w:p>
@@ -750,7 +750,7 @@
           <w:i w:val="0"/>
           <w:sz w:val="22"/>
         </w:rPr>
-        <w:t>なります。だから、私が聞く前に、聞くことを紙にして皆さんに出します。(間)聞く範囲を、先に決めておきたいんです。</w:t>
+        <w:t>なります。だから、私が聞く前に、聞くことを紙にして皆さんに出します。(間)聞く範囲を先に決めておきたいんです。</w:t>
       </w:r>
     </w:p>
     <w:p>
@@ -964,7 +964,7 @@
           <w:i w:val="0"/>
           <w:sz w:val="22"/>
         </w:rPr>
-        <w:t>受取人の署名があるものと、ないものがあります。ないものは、私が出納の記録を、職務として残しています。</w:t>
+        <w:t>受取人の署名があるものと、ないものがあります。ないものは私が出納の記録を、職務として残しています。</w:t>
       </w:r>
     </w:p>
     <w:p>
@@ -1010,7 +1010,7 @@
           <w:i w:val="0"/>
           <w:sz w:val="22"/>
         </w:rPr>
-        <w:t>私と、決裁をいただく官房長官です。総理は、これまで見ておられません。</w:t>
+        <w:t>私と決裁をいただく官房長官です。総理は、これまで見ておられません。</w:t>
       </w:r>
     </w:p>
     <w:p>
@@ -1033,7 +1033,7 @@
           <w:i w:val="0"/>
           <w:sz w:val="22"/>
         </w:rPr>
-        <w:t>見ません、とは言いません。ただ、国会は見る権利があります。憲法九十条と九十一条は、私が決めたものではありません。</w:t>
+        <w:t>見ません、とは言いません。ただ国会は見る権利があります。憲法九十条と九十一条は、私が決めたものではありません。</w:t>
       </w:r>
     </w:p>
     <w:p>
@@ -1102,7 +1102,7 @@
           <w:i w:val="0"/>
           <w:sz w:val="22"/>
         </w:rPr>
-        <w:t>用間篇は、こうです。「三軍の事、親しきは間より親しきは莫く、賞は間より厚きは莫く、事は間より密なるは莫し」。そして、「仁義に非ざれば間を使うこと能わず」。</w:t>
+        <w:t>用間篇はこうです。「三軍の事、親しきは間より親しきは莫く、賞は間より厚きは莫く、事は間より密なるは莫し」。そして「仁義に非ざれば間を使うこと能わず」。</w:t>
       </w:r>
     </w:p>
     <w:p>
@@ -1148,7 +1148,7 @@
           <w:i w:val="0"/>
           <w:sz w:val="22"/>
         </w:rPr>
-        <w:t>情報提供者に払う金は、褒美ではありません。身の安全の、前払いです。名前が出れば、その人は職を失い、家に居られなくなり、ときに、もっと悪くなる。公安の仕事は、名前を守れるかどうかで、成り立っています。</w:t>
+        <w:t>情報提供者に払う金は、褒美ではありません。身の安全の前払いです。名前が出れば、その人は職を失い、家に居られなくなり、ときにもっと悪くなる。公安の仕事は名前を守れるかどうかで、成り立っています。</w:t>
       </w:r>
     </w:p>
     <w:p>
@@ -1171,7 +1171,7 @@
           <w:i w:val="0"/>
           <w:sz w:val="22"/>
         </w:rPr>
-        <w:t>私も、名前は守りたいです。守る側の約束が、守られているかを、誰かが外から確認できるようにしたいだけです。</w:t>
+        <w:t>私も名前は守りたいです。守る側の約束が、守られているかを、誰かが外から確認できるようにしたいだけです。</w:t>
       </w:r>
     </w:p>
     <w:p>
@@ -1263,7 +1263,7 @@
           <w:i w:val="0"/>
           <w:sz w:val="22"/>
         </w:rPr>
-        <w:t>内部規範は、あなたが替わると、あなたと一緒に替わります。</w:t>
+        <w:t>内部規範はあなたが替わると、あなたと一緒に替わります。</w:t>
       </w:r>
     </w:p>
     <w:p>
@@ -1286,7 +1286,7 @@
           <w:i w:val="0"/>
           <w:sz w:val="22"/>
         </w:rPr>
-        <w:t>ええ。だから総理は、規範をお受け取りになった上で、別の紙を、私と交わすのでしょう。(わずかに)契約と呼ぶなら、前の契約は、破棄されていません。口約束のまま、三年残っています。</w:t>
+        <w:t>ええ。だから総理は、規範をお受け取りになった上で、別の紙を私と交わすのでしょう。(わずかに)契約と呼ぶなら、前の契約は破棄されていません。口約束のまま、三年残っています。</w:t>
       </w:r>
     </w:p>
     <w:p>
@@ -1400,7 +1400,7 @@
           <w:i w:val="0"/>
           <w:sz w:val="22"/>
         </w:rPr>
-        <w:t>違います。装備の能力、運用の計画、人の情報源。三つです。装備の秘密は、十年で価値が落ちます。運用の計画は、状況が変われば紙屑になる。人の情報源だけが、年を取るほど重くなります。</w:t>
+        <w:t>違います。装備の能力、運用の計画、人の情報源。三つです。装備の秘密は十年で価値が落ちます。運用の計画は、状況が変われば紙屑になる。人の情報源だけが、年を取るほど重くなります。</w:t>
       </w:r>
     </w:p>
     <w:p>
@@ -1446,7 +1446,7 @@
           <w:i w:val="0"/>
           <w:sz w:val="22"/>
         </w:rPr>
-        <w:t>一律に延ばすと、装備と計画が、永遠に闇に入ります。そうなれば、予算のほとんどが「秘密だから」の一言で隠せるようになる。(紙を滑らせる)私は財源案で、総理に反対しました。今日は、反対の席からの提案です。区分を三つに分け、情報源だけを例外にすること。例外には、延長のたびに理由を書くこと。</w:t>
+        <w:t>一律に延ばすと、装備と計画が、永遠に闇に入ります。そうなれば、予算のほとんどが「秘密だから」の一言で隠せるようになる。(紙を滑らせる)私は財源案で、総理に反対しました。今日は反対の席からの提案です。区分を三つに分け、情報源だけを例外にすること。例外には、延長のたびに理由を書くこと。</w:t>
       </w:r>
     </w:p>
     <w:p>
@@ -1492,7 +1492,7 @@
           <w:i w:val="0"/>
           <w:sz w:val="22"/>
         </w:rPr>
-        <w:t>はい。ただし、条件があります。(声を落として)総理が見る線は、全省庁に同じ線を引いてください。内閣官房だけを開けて、防衛省を開けないのは不公平です。逆に、防衛省は開けるが官房は開けない、でも同じです。</w:t>
+        <w:t>はい。ただし、条件があります。(声を落として)総理が見る線は、全省庁に同じ線を引いてください。内閣官房だけを開けて、防衛省を開けないのは不公平です。逆に防衛省は開けるが官房は開けない、でも同じです。</w:t>
       </w:r>
     </w:p>
     <w:p>
@@ -1515,7 +1515,7 @@
           <w:i w:val="0"/>
           <w:sz w:val="22"/>
         </w:rPr>
-        <w:t>私の分も開けます。内閣の機密費も、報償費も、同じ階でやります。</w:t>
+        <w:t>私の分も開けます。内閣の機密費も、報償費も同じ階でやります。</w:t>
       </w:r>
     </w:p>
     <w:p>
@@ -1538,7 +1538,7 @@
           <w:i w:val="0"/>
           <w:sz w:val="22"/>
         </w:rPr>
-        <w:t>総理が、そう仰るなら。(立ち上がる)あの方、神崎君は、危ない橋を渡る人ではありません。渡る橋を、先に決める人です。</w:t>
+        <w:t>総理がそう仰るなら。(立ち上がる)あの方、神崎君は危ない橋を渡る人ではありません。渡る橋を、先に決める人です。</w:t>
       </w:r>
     </w:p>
     <w:p>
@@ -1561,7 +1561,7 @@
           <w:i w:val="0"/>
           <w:sz w:val="22"/>
         </w:rPr>
-        <w:t>橋を決める人と、橋の向こうを決める人が、同じではいけないんです。</w:t>
+        <w:t>橋を決める人と橋の向こうを決める人が、同じではいけないんです。</w:t>
       </w:r>
     </w:p>
     <w:p>
@@ -1584,7 +1584,7 @@
           <w:i w:val="0"/>
           <w:sz w:val="22"/>
         </w:rPr>
-        <w:t>……そのとおりです。(出口で振り返る)私の分の紙は、来週、お届けします。</w:t>
+        <w:t>……そのとおりです。(出口で振り返る)私の分の紙は来週、お届けします。</w:t>
       </w:r>
     </w:p>
     <w:p>
@@ -1660,7 +1660,7 @@
           <w:i w:val="0"/>
           <w:sz w:val="22"/>
         </w:rPr>
-        <w:t>お忙しいところ、恐縮です。榊さんに、お聞きしたいことがあります。お金を出した側の記録と、受け取った側の確認を、中身を見ずに突き合わせる方法は、ありますか。</w:t>
+        <w:t>お忙しいところ、恐縮です。榊さんにお聞きしたいことがあります。お金を出した側の記録と、受け取った側の確認を、中身を見ずに突き合わせる方法は、ありますか。</w:t>
       </w:r>
     </w:p>
     <w:p>
@@ -1775,7 +1775,7 @@
           <w:i w:val="0"/>
           <w:sz w:val="22"/>
         </w:rPr>
-        <w:t>昔話です。(続けて)もう一つ。来月から、地元に戻ることを、真壁と話しております。官邸の電話は、今月で減らします。</w:t>
+        <w:t>昔話です。(続けて)もう一つ。来月から、地元に戻ることを、真壁と話しております。官邸の電話は今月で減らします。</w:t>
       </w:r>
     </w:p>
     <w:p>
@@ -1836,7 +1836,7 @@
           <w:color w:val="555555"/>
           <w:sz w:val="22"/>
         </w:rPr>
-        <w:t>(電話が切れる。静江が、湯呑みに煎茶を注ぐ。灯の前、仁科の前、最後に自分。もう一つ、電話の脇に空の湯呑みを置く。)</w:t>
+        <w:t>(電話が切れる。静江が湯呑みに煎茶を注ぐ。灯の前、仁科の前、最後に自分。もう一つ電話の脇に空の湯呑みを置く。)</w:t>
       </w:r>
     </w:p>
     <w:p>
@@ -1905,7 +1905,7 @@
           <w:i w:val="0"/>
           <w:sz w:val="22"/>
         </w:rPr>
-        <w:t>封緘確認なら、私たちも、守秘義務の範囲で動けます。</w:t>
+        <w:t>封緘確認なら、私たちも守秘義務の範囲で動けます。</w:t>
       </w:r>
     </w:p>
     <w:p>
@@ -1928,7 +1928,7 @@
           <w:i w:val="0"/>
           <w:sz w:val="22"/>
         </w:rPr>
-        <w:t>総額、分類、通し番号、封の状態。この四つを、毎年の報告に載せる。これなら、神崎室長にも、受けてもらえるかもしれません。</w:t>
+        <w:t>総額、分類、通し番号、封の状態。この四つを毎年の報告に載せる。これなら神崎室長にも受けてもらえるかもしれません。</w:t>
       </w:r>
     </w:p>
     <w:p>
@@ -2050,7 +2050,7 @@
           <w:i w:val="0"/>
           <w:sz w:val="22"/>
         </w:rPr>
-        <w:t>無期限は、墓場まで、ということですね。</w:t>
+        <w:t>無期限は墓場まで、ということですね。</w:t>
       </w:r>
     </w:p>
     <w:p>
@@ -2096,7 +2096,7 @@
           <w:i w:val="0"/>
           <w:sz w:val="22"/>
         </w:rPr>
-        <w:t>二十年です。(紙を滑らせる)倉前大臣の整理を借りました。装備の秘密は十年、計画は状況の変化まで、情報源は二十年。ただし、二十年の時点で、延長が必要な個別の事案には、延長の理由を書面にしていただく。</w:t>
+        <w:t>二十年です。(紙を滑らせる)倉前大臣の整理を借りました。装備の秘密は十年、計画は状況の変化まで、情報源は二十年。ただし二十年の時点で、延長が必要な個別の事案には、延長の理由を書面にしていただく。</w:t>
       </w:r>
     </w:p>
     <w:p>
@@ -2142,7 +2142,7 @@
           <w:i w:val="0"/>
           <w:sz w:val="22"/>
         </w:rPr>
-        <w:t>存じています。だから、延長の欄は、五年ごとに更新できる形にしました。官房長官と、室長と、私の三人の署名で。理由を書けない延長は、できない。</w:t>
+        <w:t>存じています。だから、延長の欄は五年ごとに更新できる形にしました。官房長官と、室長と私の三人の署名で。理由を書けない延長は、できない。</w:t>
       </w:r>
     </w:p>
     <w:p>
@@ -2165,7 +2165,7 @@
           <w:i w:val="0"/>
           <w:sz w:val="22"/>
         </w:rPr>
-        <w:t>理由を書けば、その紙に、情報源の輪郭が残ります。</w:t>
+        <w:t>理由を書けば、その紙に情報源の輪郭が残ります。</w:t>
       </w:r>
     </w:p>
     <w:p>
@@ -2272,7 +2272,7 @@
           <w:i w:val="0"/>
           <w:sz w:val="22"/>
         </w:rPr>
-        <w:t>総理。一つだけ、確認させてください。令和五年度の数字を、先に総理にお渡ししたら、監査チームにも、同じ時刻に渡すお約束がある。</w:t>
+        <w:t>総理。一つだけ、確認させてください。令和五年度の数字を、先に総理にお渡ししたら、監査チームにも同じ時刻に渡すお約束がある。</w:t>
       </w:r>
     </w:p>
     <w:p>
@@ -2318,7 +2318,7 @@
           <w:i w:val="0"/>
           <w:sz w:val="22"/>
         </w:rPr>
-        <w:t>それは、互いに信用していないから、ではない。そういう理解で、よろしいですか。</w:t>
+        <w:t>それは互いに信用していないから、ではない。そういう理解で、よろしいですか。</w:t>
       </w:r>
     </w:p>
     <w:p>
@@ -2364,7 +2364,7 @@
           <w:i w:val="0"/>
           <w:sz w:val="22"/>
         </w:rPr>
-        <w:t>……令和五年度の報償費の支出総額は、八十三億四千万円です。残額は八億六千万円、国庫に戻しました。分類は三つ。協力者への謝礼、情報の購入、会合と接遇。内訳の割合は、明日、文書でお出しします。監査チームにも、同じ時刻に。</w:t>
+        <w:t>……令和五年度の報償費の支出総額は、八十三億四千万円です。残額は八億六千万円、国庫に戻しました。分類は三つ。協力者への謝礼、情報の購入、会合と接遇。内訳の割合は明日、文書でお出しします。監査チームにも同じ時刻に。</w:t>
       </w:r>
     </w:p>
     <w:p>
@@ -2417,7 +2417,7 @@
           <w:color w:val="555555"/>
           <w:sz w:val="22"/>
         </w:rPr>
-        <w:t>(六月三日(火)午前七時五十分。総理執務室。岸本が、薄い封筒を一つ、机に置く。田所が湯呑みを二つ置いて、扉の近くで足を止める。)</w:t>
+        <w:t>(六月三日(火)午前七時五十分。総理執務室。岸本が薄い封筒を一つ、机に置く。田所が湯呑みを二つ置いて、扉の近くで足を止める。)</w:t>
       </w:r>
     </w:p>
     <w:p>
@@ -2440,7 +2440,7 @@
           <w:i w:val="0"/>
           <w:sz w:val="22"/>
         </w:rPr>
-        <w:t>総理。官房長官経理分の報償費も、総額と分類は、神崎室長の分と同じ形で、年に一度お出しします。私の分は、私が決めます。</w:t>
+        <w:t>総理。官房長官経理分の報償費も、総額と分類は神崎室長の分と同じ形で、年に一度お出しします。私の分は私が決めます。</w:t>
       </w:r>
     </w:p>
     <w:p>
@@ -2624,7 +2624,7 @@
           <w:i w:val="0"/>
           <w:sz w:val="22"/>
         </w:rPr>
-        <w:t>はい。(立ち上がる)私は、記録係です。ただ、総理が椅子を貸し出すつもりなのかを、そろそろ確かめたい方もおられる。</w:t>
+        <w:t>はい。(立ち上がる)私は記録係です。ただ、総理が椅子を貸し出すつもりなのかを、そろそろ確かめたい方もおられる。</w:t>
       </w:r>
     </w:p>
     <w:p>
@@ -2693,7 +2693,7 @@
           <w:i w:val="0"/>
           <w:sz w:val="22"/>
         </w:rPr>
-        <w:t>総理。前の総理のときは、六月の書類が、七月には引き出しの奥にございました。今年は、まだ机の上にございます。</w:t>
+        <w:t>総理。前の総理のときは、六月の書類が、七月には引き出しの奥にございました。今年はまだ机の上にございます。</w:t>
       </w:r>
     </w:p>
     <w:p>
@@ -2716,7 +2716,7 @@
           <w:i w:val="0"/>
           <w:sz w:val="22"/>
         </w:rPr>
-        <w:t>引き出しには、鍵を付けません。……田所さん、今日の茶は、いつもより濃いですね。</w:t>
+        <w:t>引き出しには、鍵を付けません。……田所さん、今日の茶はいつもより濃いですね。</w:t>
       </w:r>
     </w:p>
     <w:p>
@@ -2838,7 +2838,7 @@
           <w:i w:val="0"/>
           <w:sz w:val="22"/>
         </w:rPr>
-        <w:t>第一条、報償費の総額と三つの分類を、毎年一回、国会に報告する。第二条、独立した監査チームが、通し番号と日付と封の状態を、封緘のまま確認する。第三条、情報提供者の個別の記録は、二十年間、非開示とする。第四条、延長は五年ごと。官房長官と室長と総理の署名と、理由書を要する。第五条、国会の要求があった場合、非開示の理由を書面で示す。第六条、情報提供者の身元の漏洩があった場合は、漏洩の事実を、内容を伏せたまま国会に報告する。第七条、室長の内規は、この確認書の別紙とする。第八条、確認書は一年ごとに見直す。</w:t>
+        <w:t>第一条、報償費の総額と三つの分類を、毎年一回、国会に報告する。第二条、独立した監査チームが、通し番号と日付と封の状態を、封緘のまま確認する。第三条、情報提供者の個別の記録は、二十年間、非開示とする。第四条、延長は五年ごと。官房長官と室長と総理の署名と、理由書を要する。第五条、国会の要求があった場合、非開示の理由を書面で示す。第六条、情報提供者の身元の漏洩があった場合は、漏洩の事実を内容を伏せたまま国会に報告する。第七条、室長の内規はこの確認書の別紙とする。第八条、確認書は一年ごとに見直す。</w:t>
       </w:r>
     </w:p>
     <w:p>
@@ -2907,7 +2907,7 @@
           <w:i w:val="0"/>
           <w:sz w:val="22"/>
         </w:rPr>
-        <w:t>……昨夜、そう言うつもりで、紙に書いてきました。(ポケットから折った紙を出し、机に置く。そして、それをしまう)</w:t>
+        <w:t>……昨夜そう言うつもりで、紙に書いてきました。(ポケットから折った紙を出し、机に置く。そしてそれをしまう)</w:t>
       </w:r>
     </w:p>
     <w:p>
@@ -2953,7 +2953,7 @@
           <w:i w:val="0"/>
           <w:sz w:val="22"/>
         </w:rPr>
-        <w:t>逆も、お願いします。守るために隠したものを、見たいという気持ちで、開けない。</w:t>
+        <w:t>逆もお願いします。守るために隠したものを、見たいという気持ちで、開けない。</w:t>
       </w:r>
     </w:p>
     <w:p>
@@ -2999,7 +2999,7 @@
           <w:i w:val="0"/>
           <w:sz w:val="22"/>
         </w:rPr>
-        <w:t>並べても、ぶつかるときは、ぶつかります。</w:t>
+        <w:t>並べてもぶつかるときは、ぶつかります。</w:t>
       </w:r>
     </w:p>
     <w:p>
@@ -3022,7 +3022,7 @@
           <w:i w:val="0"/>
           <w:sz w:val="22"/>
         </w:rPr>
-        <w:t>そのときは、この部屋で、また話しましょう。</w:t>
+        <w:t>そのときはこの部屋で、また話しましょう。</w:t>
       </w:r>
     </w:p>
     <w:p>
@@ -3037,7 +3037,7 @@
           <w:color w:val="555555"/>
           <w:sz w:val="22"/>
         </w:rPr>
-        <w:t>(田所が、静かに急須を傾ける。真壁は、一杯目を神崎の前に置く。)</w:t>
+        <w:t>(田所が静かに急須を傾ける。真壁は、一杯目を神崎の前に置く。)</w:t>
       </w:r>
     </w:p>
     <w:p>
@@ -3060,7 +3060,7 @@
           <w:i w:val="0"/>
           <w:sz w:val="22"/>
         </w:rPr>
-        <w:t>一番長く、待たせたのは、あなたです。三年前の夜から。</w:t>
+        <w:t>一番長く、待たせたのはあなたです。三年前の夜から。</w:t>
       </w:r>
     </w:p>
     <w:p>
@@ -3129,7 +3129,7 @@
           <w:i w:val="0"/>
           <w:sz w:val="22"/>
         </w:rPr>
-        <w:t>あのときは、外階段でしたから。(ほとんど聞こえない声で)お父上とこの卓に座った日にも、紙は、一枚もありませんでした。一九七八年に紙にした人たちは、紙にしたあと、誰にも守られなかった。守る側の紙が、なかったからです。</w:t>
+        <w:t>あのときは外階段でしたから。(ほとんど聞こえない声で)お父上とこの卓に座った日にも、紙は一枚もありませんでした。一九七八年に紙にした人たちは、紙にしたあと、誰にも守られなかった。守る側の紙が、なかったからです。</w:t>
       </w:r>
     </w:p>
     <w:p>
@@ -3152,7 +3152,7 @@
           <w:i w:val="0"/>
           <w:sz w:val="22"/>
         </w:rPr>
-        <w:t>今日、その紙が一枚、できました。</w:t>
+        <w:t>今日その紙が一枚、できました。</w:t>
       </w:r>
     </w:p>
     <w:p>
@@ -3190,7 +3190,7 @@
           <w:color w:val="555555"/>
           <w:sz w:val="22"/>
         </w:rPr>
-        <w:t>(神崎がボールペンを取る。署名欄には、すでに岸本の名前が入っている。官房長官は、昼のうちに別室で済ませていた。真壁、神崎の順に、名前が並ぶ。二部のうち一部は神崎の手元に、もう一部は真壁の手元に残る。)</w:t>
+        <w:t>(神崎がボールペンを取る。署名欄にはすでに岸本の名前が入っている。官房長官は、昼のうちに別室で済ませていた。真壁、神崎の順に、名前が並ぶ。二部のうち一部は神崎の手元に、もう一部は真壁の手元に残る。)</w:t>
       </w:r>
     </w:p>
     <w:p>
@@ -3419,7 +3419,7 @@
           <w:color w:val="555555"/>
           <w:sz w:val="22"/>
         </w:rPr>
-        <w:t>(ホアが、焼酎のお湯割りではなく、ほうじ茶の湯呑みを両手で受ける。)</w:t>
+        <w:t>(ホアが焼酎のお湯割りではなく、ほうじ茶の湯呑みを両手で受ける。)</w:t>
       </w:r>
     </w:p>
     <w:p>
@@ -3442,7 +3442,7 @@
           <w:i w:val="0"/>
           <w:sz w:val="22"/>
         </w:rPr>
-        <w:t>神崎ってのは、前に総理さ、何しだ人だべ。</w:t>
+        <w:t>神崎ってのは前に総理さ、何しだ人だべ。</w:t>
       </w:r>
     </w:p>
     <w:p>
@@ -3488,7 +3488,7 @@
           <w:i w:val="0"/>
           <w:sz w:val="22"/>
         </w:rPr>
-        <w:t>……んだな。(間)おらは、あいづのこと、まだ許さね。許さねども、あいづが紙さ名前書いだのは、見だ。</w:t>
+        <w:t>……んだな。(間)おらはあいづのこと、まだ許さね。許さねどもあいづが紙さ名前書いだのは、見だ。</w:t>
       </w:r>
     </w:p>
     <w:p>
@@ -3572,7 +3572,7 @@
           <w:i w:val="0"/>
           <w:sz w:val="22"/>
         </w:rPr>
-        <w:t>一年ごとに、見直す、か。(小さく)おらの命と、どっちが長持ちすっか。</w:t>
+        <w:t>一年ごとに見直す、か。(小さく)おらの命とどっちが長持ちすっか。</w:t>
       </w:r>
     </w:p>
     <w:p>
@@ -3637,7 +3637,7 @@
           <w:i w:val="0"/>
           <w:sz w:val="22"/>
         </w:rPr>
-        <w:t>일본국 헌법 90조 1항(1946): «国の収入支出の決算は、すべて毎年会計検査院がこれを検査し、内閣は、次の年度に、その検査報告とともに、これを国会に提出しなければならない» — 한국어 해설: "국가의 수입지출의 결산은 모두 매년 회계검사원이 이를 검사하고, 내각은 다음 연도에 그 검사보고와 함께 이를 국회에 제출해야 한다". 법령, 저작권 문제 없음. 장면 2에서 아카리가 낭독하고, 장면 3에서 료가 헌법 90조·91조를 근거로 든다.</w:t>
+        <w:t>일본국 헌법 90조 1항(1946): «国の収入支出の決算は、すべて毎年会計検査院がこれを検査し、内閣は、次の年度にその検査報告とともに、これを国会に提出しなければならない» — 한국어 해설: "국가의 수입지출의 결산은 모두 매년 회계검사원이 이를 검사하고, 내각은 다음 연도에 그 검사보고와 함께 이를 국회에 제출해야 한다". 법령, 저작권 문제 없음. 장면 2에서 아카리가 낭독하고, 장면 3에서 료가 헌법 90조·91조를 근거로 든다.</w:t>
       </w:r>
     </w:p>
     <w:p>
